--- a/backend/src/CongTacDang.Infrastructure/Templates/Word/Mau_09B_PhieuTuChamTheoTruc.docx
+++ b/backend/src/CongTacDang.Infrastructure/Templates/Word/Mau_09B_PhieuTuChamTheoTruc.docx
@@ -3066,8 +3066,28 @@
           <w:szCs w:val="20"/>
           <w:lang w:val="en-US" w:eastAsia="en-US"/>
         </w:rPr>
-        <w:t xml:space="preserve">, ngày………..tháng ………. năm…</w:t>
+        <w:t xml:space="preserve">, </w:t>
       </w:r>
+      <w:sdt>
+        <w:sdtPr>
+          <w:alias w:val="DATE_LINE"/>
+          <w:tag w:val="DATE_LINE"/>
+          <w:id w:val="922034"/>
+        </w:sdtPr>
+        <w:sdtContent>
+          <w:r>
+            <w:rPr>
+              <w:rFonts w:eastAsia="MS Gothic"/>
+              <w:i/>
+              <w:iCs/>
+              <w:sz w:val="20"/>
+              <w:szCs w:val="20"/>
+              <w:lang w:val="en-US" w:eastAsia="en-US"/>
+            </w:rPr>
+            <w:t xml:space="preserve">ngày………..tháng ………. năm…</w:t>
+          </w:r>
+        </w:sdtContent>
+      </w:sdt>
     </w:p>
     <w:p>
       <w:pPr>

--- a/backend/src/CongTacDang.Infrastructure/Templates/Word/Mau_09B_PhieuTuChamTheoTruc.docx
+++ b/backend/src/CongTacDang.Infrastructure/Templates/Word/Mau_09B_PhieuTuChamTheoTruc.docx
@@ -446,33 +446,6 @@
     </w:p>
     <w:p>
       <w:pPr>
-        <w:shd w:val="clear" w:color="auto" w:fill="FFFFFF" w:themeFill="background1"/>
-        <w:spacing w:after="0" w:line="240" w:lineRule="auto"/>
-        <w:jc w:val="center"/>
-        <w:rPr>
-          <w:rFonts w:eastAsia="MS Mincho"/>
-          <w:b/>
-          <w:color w:val="EE0000"/>
-          <w:sz w:val="28"/>
-          <w:szCs w:val="22"/>
-          <w:lang w:val="en-US" w:eastAsia="en-US"/>
-        </w:rPr>
-      </w:pPr>
-      <w:r>
-        <w:rPr>
-          <w:rFonts w:eastAsia="MS Mincho"/>
-          <w:b/>
-          <w:color w:val="EE0000"/>
-          <w:sz w:val="28"/>
-          <w:szCs w:val="22"/>
-          <w:highlight w:val="yellow"/>
-          <w:lang w:val="en-US" w:eastAsia="en-US"/>
-        </w:rPr>
-        <w:t>(Mẫu này áp dụng cho kỳ ĐGXL chất lượng cán bộ Quý III/2026)</w:t>
-      </w:r>
-    </w:p>
-    <w:p>
-      <w:pPr>
         <w:keepNext/>
         <w:keepLines/>
         <w:shd w:val="clear" w:color="auto" w:fill="FFFFFF" w:themeFill="background1"/>
@@ -567,35 +540,13 @@
           <w:szCs w:val="24"/>
           <w:lang w:val="en-US" w:eastAsia="en-US"/>
         </w:rPr>
-        <w:t xml:space="preserve"> Ngày sinh: ……………………………………….</w:t>
-      </w:r>
-    </w:p>
-    <w:p>
-      <w:pPr>
-        <w:shd w:val="clear" w:color="auto" w:fill="FFFFFF" w:themeFill="background1"/>
-        <w:spacing w:before="120" w:line="240" w:lineRule="auto"/>
-        <w:jc w:val="left"/>
-        <w:rPr>
-          <w:rFonts w:eastAsia="MS Mincho"/>
-          <w:sz w:val="24"/>
-          <w:szCs w:val="24"/>
-          <w:lang w:val="en-US" w:eastAsia="en-US"/>
-        </w:rPr>
-      </w:pPr>
-      <w:r>
-        <w:rPr>
-          <w:rFonts w:eastAsia="MS Mincho"/>
-          <w:sz w:val="24"/>
-          <w:szCs w:val="24"/>
-          <w:lang w:val="en-US" w:eastAsia="en-US"/>
-        </w:rPr>
-        <w:t xml:space="preserve">Chức vụ: (Đảng, Đoàn thể, Chính quyền)</w:t>
+        <w:t xml:space="preserve">          Ngày sinh: </w:t>
       </w:r>
       <w:sdt>
         <w:sdtPr>
-          <w:alias w:val="POSITIONS"/>
-          <w:tag w:val="POSITIONS"/>
-          <w:id w:val="922005"/>
+          <w:alias w:val="DATE_OF_BIRTH"/>
+          <w:tag w:val="DATE_OF_BIRTH"/>
+          <w:id w:val="922035"/>
         </w:sdtPr>
         <w:sdtContent>
           <w:r>
@@ -605,7 +556,139 @@
               <w:szCs w:val="24"/>
               <w:lang w:val="en-US" w:eastAsia="en-US"/>
             </w:rPr>
-            <w:t xml:space="preserve">....................................................................... ............... ............... ............... ............... ............... ...............</w:t>
+            <w:t xml:space="preserve">……………………………</w:t>
+          </w:r>
+        </w:sdtContent>
+      </w:sdt>
+    </w:p>
+    <w:p>
+      <w:pPr>
+        <w:shd w:val="clear" w:color="auto" w:fill="FFFFFF" w:themeFill="background1"/>
+        <w:spacing w:before="120" w:line="240" w:lineRule="auto"/>
+        <w:ind w:left="935" w:hanging="935"/>
+        <w:jc w:val="left"/>
+        <w:rPr>
+          <w:rFonts w:eastAsia="MS Mincho"/>
+          <w:sz w:val="24"/>
+          <w:szCs w:val="24"/>
+          <w:lang w:val="en-US" w:eastAsia="en-US"/>
+        </w:rPr>
+      </w:pPr>
+      <w:r>
+        <w:rPr>
+          <w:rFonts w:eastAsia="MS Mincho"/>
+          <w:sz w:val="24"/>
+          <w:szCs w:val="24"/>
+          <w:lang w:val="en-US" w:eastAsia="en-US"/>
+        </w:rPr>
+        <w:t xml:space="preserve">Chức vụ: </w:t>
+      </w:r>
+      <w:r>
+        <w:rPr>
+          <w:rFonts w:eastAsia="MS Mincho"/>
+          <w:sz w:val="24"/>
+          <w:szCs w:val="24"/>
+          <w:lang w:val="en-US" w:eastAsia="en-US"/>
+        </w:rPr>
+        <w:t xml:space="preserve">Chức vụ Đảng: </w:t>
+      </w:r>
+      <w:sdt>
+        <w:sdtPr>
+          <w:alias w:val="PARTY_POSITION"/>
+          <w:tag w:val="PARTY_POSITION"/>
+          <w:id w:val="922036"/>
+        </w:sdtPr>
+        <w:sdtContent>
+          <w:r>
+            <w:rPr>
+              <w:rFonts w:eastAsia="MS Mincho"/>
+              <w:sz w:val="24"/>
+              <w:szCs w:val="24"/>
+              <w:lang w:val="en-US" w:eastAsia="en-US"/>
+            </w:rPr>
+            <w:t xml:space="preserve">…</w:t>
+          </w:r>
+        </w:sdtContent>
+      </w:sdt>
+    </w:p>
+    <w:p>
+      <w:pPr>
+        <w:shd w:val="clear" w:color="auto" w:fill="FFFFFF" w:themeFill="background1"/>
+        <w:spacing w:line="240" w:lineRule="auto"/>
+        <w:ind w:left="935"/>
+        <w:jc w:val="left"/>
+        <w:rPr>
+          <w:rFonts w:eastAsia="MS Mincho"/>
+          <w:sz w:val="24"/>
+          <w:szCs w:val="24"/>
+          <w:lang w:val="en-US" w:eastAsia="en-US"/>
+        </w:rPr>
+      </w:pPr>
+      <w:r>
+        <w:rPr>
+          <w:rFonts w:eastAsia="MS Mincho"/>
+          <w:sz w:val="24"/>
+          <w:szCs w:val="24"/>
+          <w:lang w:val="en-US" w:eastAsia="en-US"/>
+        </w:rPr>
+        <w:t xml:space="preserve">Chức vụ chính quyền: </w:t>
+      </w:r>
+      <w:sdt>
+        <w:sdtPr>
+          <w:alias w:val="ADMIN_POSITION"/>
+          <w:tag w:val="ADMIN_POSITION"/>
+          <w:id w:val="922037"/>
+        </w:sdtPr>
+        <w:sdtContent>
+          <w:r>
+            <w:rPr>
+              <w:rFonts w:eastAsia="MS Mincho"/>
+              <w:sz w:val="24"/>
+              <w:szCs w:val="24"/>
+              <w:lang w:val="en-US" w:eastAsia="en-US"/>
+            </w:rPr>
+            <w:t xml:space="preserve">…</w:t>
+          </w:r>
+        </w:sdtContent>
+      </w:sdt>
+    </w:p>
+    <w:p>
+      <w:pPr>
+        <w:shd w:val="clear" w:color="auto" w:fill="FFFFFF" w:themeFill="background1"/>
+        <w:spacing w:line="240" w:lineRule="auto"/>
+        <w:ind w:left="935"/>
+        <w:jc w:val="left"/>
+        <w:rPr>
+          <w:rFonts w:eastAsia="MS Mincho"/>
+          <w:sz w:val="24"/>
+          <w:szCs w:val="24"/>
+          <w:lang w:val="en-US" w:eastAsia="en-US"/>
+        </w:rPr>
+      </w:pPr>
+      <w:r>
+        <w:rPr>
+          <w:rFonts w:eastAsia="MS Mincho"/>
+          <w:sz w:val="24"/>
+          <w:szCs w:val="24"/>
+          <w:lang w:val="en-US" w:eastAsia="en-US"/>
+        </w:rPr>
+        <w:t xml:space="preserve">Chức vụ đoàn thể: </w:t>
+      </w:r>
+      <w:sdt>
+        <w:sdtPr>
+          <w:alias w:val="MASS_POSITION"/>
+          <w:tag w:val="MASS_POSITION"/>
+          <w:id w:val="922038"/>
+        </w:sdtPr>
+        <w:sdtContent>
+          <w:r>
+            <w:rPr>
+              <w:rFonts w:eastAsia="MS Mincho"/>
+              <w:sz w:val="24"/>
+              <w:szCs w:val="24"/>
+              <w:lang w:val="en-US" w:eastAsia="en-US"/>
+            </w:rPr>
+            <w:t xml:space="preserve">…</w:t>
           </w:r>
         </w:sdtContent>
       </w:sdt>
@@ -646,6 +729,33 @@
               <w:lang w:val="en-US" w:eastAsia="en-US"/>
             </w:rPr>
             <w:t xml:space="preserve">............................................................................................................... ............... ............... ............... ............... .............................</w:t>
+          </w:r>
+        </w:sdtContent>
+      </w:sdt>
+      <w:r>
+        <w:rPr>
+          <w:rFonts w:eastAsia="MS Mincho"/>
+          <w:sz w:val="24"/>
+          <w:szCs w:val="24"/>
+          <w:lang w:val="en-US" w:eastAsia="en-US"/>
+        </w:rPr>
+        <w:t xml:space="preserve">, </w:t>
+      </w:r>
+      <w:sdt>
+        <w:sdtPr>
+          <w:alias w:val="ORG_COMPANY_NAME"/>
+          <w:tag w:val="ORG_COMPANY_NAME"/>
+          <w:id w:val="922039"/>
+        </w:sdtPr>
+        <w:sdtContent>
+          <w:r>
+            <w:rPr>
+              <w:rFonts w:eastAsia="MS Mincho"/>
+              <w:sz w:val="24"/>
+              <w:szCs w:val="24"/>
+              <w:lang w:val="en-US" w:eastAsia="en-US"/>
+            </w:rPr>
+            <w:t xml:space="preserve">…</w:t>
           </w:r>
         </w:sdtContent>
       </w:sdt>
@@ -757,10 +867,10 @@
       </w:tblPr>
       <w:tblGrid>
         <w:gridCol w:w="648"/>
-        <w:gridCol w:w="8370"/>
+        <w:gridCol w:w="8220"/>
         <w:gridCol w:w="900"/>
         <w:gridCol w:w="1080"/>
-        <w:gridCol w:w="630"/>
+        <w:gridCol w:w="780"/>
         <w:gridCol w:w="1114"/>
         <w:gridCol w:w="1496"/>
       </w:tblGrid>
@@ -802,7 +912,7 @@
         </w:tc>
         <w:tc>
           <w:tcPr>
-            <w:tcW w:w="8370" w:type="dxa"/>
+            <w:tcW w:w="8220" w:type="dxa"/>
           </w:tcPr>
           <w:p>
             <w:pPr>
@@ -962,7 +1072,7 @@
         </w:tc>
         <w:tc>
           <w:tcPr>
-            <w:tcW w:w="630" w:type="dxa"/>
+            <w:tcW w:w="780" w:type="dxa"/>
           </w:tcPr>
           <w:p>
             <w:pPr>
@@ -1118,7 +1228,7 @@
             </w:tc>
             <w:tc>
               <w:tcPr>
-                <w:tcW w:w="8370" w:type="dxa"/>
+                <w:tcW w:w="8220" w:type="dxa"/>
               </w:tcPr>
               <w:p>
                 <w:pPr>
@@ -1198,7 +1308,7 @@
             </w:tc>
             <w:tc>
               <w:tcPr>
-                <w:tcW w:w="630" w:type="dxa"/>
+                <w:tcW w:w="780" w:type="dxa"/>
               </w:tcPr>
               <w:p>
                 <w:pPr>
@@ -1274,6 +1384,24 @@
                     <w:lang w:val="en-US" w:eastAsia="en-US"/>
                   </w:rPr>
                 </w:pPr>
+                <w:sdt>
+                  <w:sdtPr>
+                    <w:alias w:val="G_NOTE"/>
+                    <w:tag w:val="G_NOTE"/>
+                    <w:id w:val="922040"/>
+                  </w:sdtPr>
+                  <w:sdtContent>
+                    <w:r>
+                      <w:rPr>
+                        <w:rFonts w:eastAsia="MS Mincho"/>
+                        <w:sz w:val="22"/>
+                        <w:szCs w:val="22"/>
+                        <w:lang w:val="en-US" w:eastAsia="en-US"/>
+                      </w:rPr>
+                      <w:t xml:space="preserve"> </w:t>
+                    </w:r>
+                  </w:sdtContent>
+                </w:sdt>
               </w:p>
             </w:tc>
           </w:tr>
@@ -1326,7 +1454,7 @@
                 </w:tc>
                 <w:tc>
                   <w:tcPr>
-                    <w:tcW w:w="8370" w:type="dxa"/>
+                    <w:tcW w:w="8220" w:type="dxa"/>
                   </w:tcPr>
                   <w:p>
                     <w:pPr>
@@ -1433,7 +1561,7 @@
                 </w:tc>
                 <w:tc>
                   <w:tcPr>
-                    <w:tcW w:w="630" w:type="dxa"/>
+                    <w:tcW w:w="780" w:type="dxa"/>
                   </w:tcPr>
                   <w:p>
                     <w:pPr>

--- a/backend/src/CongTacDang.Infrastructure/Templates/Word/Mau_09B_PhieuTuChamTheoTruc.docx
+++ b/backend/src/CongTacDang.Infrastructure/Templates/Word/Mau_09B_PhieuTuChamTheoTruc.docx
@@ -561,44 +561,25 @@
         </w:sdtContent>
       </w:sdt>
     </w:p>
-    <w:p>
-      <w:pPr>
-        <w:shd w:val="clear" w:color="auto" w:fill="FFFFFF" w:themeFill="background1"/>
-        <w:spacing w:before="120" w:line="240" w:lineRule="auto"/>
-        <w:ind w:left="935" w:hanging="935"/>
-        <w:jc w:val="left"/>
-        <w:rPr>
-          <w:rFonts w:eastAsia="MS Mincho"/>
-          <w:sz w:val="24"/>
-          <w:szCs w:val="24"/>
-          <w:lang w:val="en-US" w:eastAsia="en-US"/>
-        </w:rPr>
-      </w:pPr>
-      <w:r>
-        <w:rPr>
-          <w:rFonts w:eastAsia="MS Mincho"/>
-          <w:sz w:val="24"/>
-          <w:szCs w:val="24"/>
-          <w:lang w:val="en-US" w:eastAsia="en-US"/>
-        </w:rPr>
-        <w:t xml:space="preserve">Chức vụ: </w:t>
-      </w:r>
-      <w:r>
-        <w:rPr>
-          <w:rFonts w:eastAsia="MS Mincho"/>
-          <w:sz w:val="24"/>
-          <w:szCs w:val="24"/>
-          <w:lang w:val="en-US" w:eastAsia="en-US"/>
-        </w:rPr>
-        <w:t xml:space="preserve">Chức vụ Đảng: </w:t>
-      </w:r>
-      <w:sdt>
-        <w:sdtPr>
-          <w:alias w:val="PARTY_POSITION"/>
-          <w:tag w:val="PARTY_POSITION"/>
-          <w:id w:val="922036"/>
-        </w:sdtPr>
-        <w:sdtContent>
+    <w:sdt>
+      <w:sdtPr>
+        <w:alias w:val="if:POSITIONS_ONE_LINE"/>
+        <w:tag w:val="if:POSITIONS_ONE_LINE"/>
+        <w:id w:val="922044"/>
+      </w:sdtPr>
+      <w:sdtContent>
+        <w:p>
+          <w:pPr>
+            <w:shd w:val="clear" w:color="auto" w:fill="FFFFFF" w:themeFill="background1"/>
+            <w:spacing w:before="120" w:line="240" w:lineRule="auto"/>
+            <w:jc w:val="left"/>
+            <w:rPr>
+              <w:rFonts w:eastAsia="MS Mincho"/>
+              <w:sz w:val="24"/>
+              <w:szCs w:val="24"/>
+              <w:lang w:val="en-US" w:eastAsia="en-US"/>
+            </w:rPr>
+          </w:pPr>
           <w:r>
             <w:rPr>
               <w:rFonts w:eastAsia="MS Mincho"/>
@@ -606,40 +587,49 @@
               <w:szCs w:val="24"/>
               <w:lang w:val="en-US" w:eastAsia="en-US"/>
             </w:rPr>
-            <w:t xml:space="preserve">…</w:t>
+            <w:t xml:space="preserve">Chức vụ (Đảng, Đoàn thể, Chính quyền): </w:t>
           </w:r>
-        </w:sdtContent>
-      </w:sdt>
-    </w:p>
-    <w:p>
-      <w:pPr>
-        <w:shd w:val="clear" w:color="auto" w:fill="FFFFFF" w:themeFill="background1"/>
-        <w:spacing w:line="240" w:lineRule="auto"/>
-        <w:ind w:left="935"/>
-        <w:jc w:val="left"/>
-        <w:rPr>
-          <w:rFonts w:eastAsia="MS Mincho"/>
-          <w:sz w:val="24"/>
-          <w:szCs w:val="24"/>
-          <w:lang w:val="en-US" w:eastAsia="en-US"/>
-        </w:rPr>
-      </w:pPr>
-      <w:r>
-        <w:rPr>
-          <w:rFonts w:eastAsia="MS Mincho"/>
-          <w:sz w:val="24"/>
-          <w:szCs w:val="24"/>
-          <w:lang w:val="en-US" w:eastAsia="en-US"/>
-        </w:rPr>
-        <w:t xml:space="preserve">Chức vụ chính quyền: </w:t>
-      </w:r>
-      <w:sdt>
-        <w:sdtPr>
-          <w:alias w:val="ADMIN_POSITION"/>
-          <w:tag w:val="ADMIN_POSITION"/>
-          <w:id w:val="922037"/>
-        </w:sdtPr>
-        <w:sdtContent>
+          <w:sdt>
+            <w:sdtPr>
+              <w:alias w:val="POSITIONS"/>
+              <w:tag w:val="POSITIONS"/>
+              <w:id w:val="922042"/>
+            </w:sdtPr>
+            <w:sdtContent>
+              <w:r>
+                <w:rPr>
+                  <w:rFonts w:eastAsia="MS Mincho"/>
+                  <w:sz w:val="24"/>
+                  <w:szCs w:val="24"/>
+                  <w:lang w:val="en-US" w:eastAsia="en-US"/>
+                </w:rPr>
+                <w:t xml:space="preserve">…</w:t>
+              </w:r>
+            </w:sdtContent>
+          </w:sdt>
+        </w:p>
+      </w:sdtContent>
+    </w:sdt>
+    <w:sdt>
+      <w:sdtPr>
+        <w:alias w:val="ifnot:POSITIONS_ONE_LINE"/>
+        <w:tag w:val="ifnot:POSITIONS_ONE_LINE"/>
+        <w:id w:val="922043"/>
+      </w:sdtPr>
+      <w:sdtContent>
+        <w:p>
+          <w:pPr>
+            <w:shd w:val="clear" w:color="auto" w:fill="FFFFFF" w:themeFill="background1"/>
+            <w:spacing w:before="120" w:line="240" w:lineRule="auto"/>
+            <w:ind w:left="935" w:hanging="935"/>
+            <w:jc w:val="left"/>
+            <w:rPr>
+              <w:rFonts w:eastAsia="MS Mincho"/>
+              <w:sz w:val="24"/>
+              <w:szCs w:val="24"/>
+              <w:lang w:val="en-US" w:eastAsia="en-US"/>
+            </w:rPr>
+          </w:pPr>
           <w:r>
             <w:rPr>
               <w:rFonts w:eastAsia="MS Mincho"/>
@@ -647,40 +637,8 @@
               <w:szCs w:val="24"/>
               <w:lang w:val="en-US" w:eastAsia="en-US"/>
             </w:rPr>
-            <w:t xml:space="preserve">…</w:t>
+            <w:t xml:space="preserve">Chức vụ: </w:t>
           </w:r>
-        </w:sdtContent>
-      </w:sdt>
-    </w:p>
-    <w:p>
-      <w:pPr>
-        <w:shd w:val="clear" w:color="auto" w:fill="FFFFFF" w:themeFill="background1"/>
-        <w:spacing w:line="240" w:lineRule="auto"/>
-        <w:ind w:left="935"/>
-        <w:jc w:val="left"/>
-        <w:rPr>
-          <w:rFonts w:eastAsia="MS Mincho"/>
-          <w:sz w:val="24"/>
-          <w:szCs w:val="24"/>
-          <w:lang w:val="en-US" w:eastAsia="en-US"/>
-        </w:rPr>
-      </w:pPr>
-      <w:r>
-        <w:rPr>
-          <w:rFonts w:eastAsia="MS Mincho"/>
-          <w:sz w:val="24"/>
-          <w:szCs w:val="24"/>
-          <w:lang w:val="en-US" w:eastAsia="en-US"/>
-        </w:rPr>
-        <w:t xml:space="preserve">Chức vụ đoàn thể: </w:t>
-      </w:r>
-      <w:sdt>
-        <w:sdtPr>
-          <w:alias w:val="MASS_POSITION"/>
-          <w:tag w:val="MASS_POSITION"/>
-          <w:id w:val="922038"/>
-        </w:sdtPr>
-        <w:sdtContent>
           <w:r>
             <w:rPr>
               <w:rFonts w:eastAsia="MS Mincho"/>
@@ -688,11 +646,111 @@
               <w:szCs w:val="24"/>
               <w:lang w:val="en-US" w:eastAsia="en-US"/>
             </w:rPr>
-            <w:t xml:space="preserve">…</w:t>
+            <w:t xml:space="preserve">Chức vụ Đảng: </w:t>
           </w:r>
-        </w:sdtContent>
-      </w:sdt>
-    </w:p>
+          <w:sdt>
+            <w:sdtPr>
+              <w:alias w:val="PARTY_POSITION"/>
+              <w:tag w:val="PARTY_POSITION"/>
+              <w:id w:val="922036"/>
+            </w:sdtPr>
+            <w:sdtContent>
+              <w:r>
+                <w:rPr>
+                  <w:rFonts w:eastAsia="MS Mincho"/>
+                  <w:sz w:val="24"/>
+                  <w:szCs w:val="24"/>
+                  <w:lang w:val="en-US" w:eastAsia="en-US"/>
+                </w:rPr>
+                <w:t xml:space="preserve">…</w:t>
+              </w:r>
+            </w:sdtContent>
+          </w:sdt>
+        </w:p>
+        <w:p>
+          <w:pPr>
+            <w:shd w:val="clear" w:color="auto" w:fill="FFFFFF" w:themeFill="background1"/>
+            <w:spacing w:line="240" w:lineRule="auto"/>
+            <w:ind w:left="935"/>
+            <w:jc w:val="left"/>
+            <w:rPr>
+              <w:rFonts w:eastAsia="MS Mincho"/>
+              <w:sz w:val="24"/>
+              <w:szCs w:val="24"/>
+              <w:lang w:val="en-US" w:eastAsia="en-US"/>
+            </w:rPr>
+          </w:pPr>
+          <w:r>
+            <w:rPr>
+              <w:rFonts w:eastAsia="MS Mincho"/>
+              <w:sz w:val="24"/>
+              <w:szCs w:val="24"/>
+              <w:lang w:val="en-US" w:eastAsia="en-US"/>
+            </w:rPr>
+            <w:t xml:space="preserve">Chức vụ chính quyền: </w:t>
+          </w:r>
+          <w:sdt>
+            <w:sdtPr>
+              <w:alias w:val="ADMIN_POSITION"/>
+              <w:tag w:val="ADMIN_POSITION"/>
+              <w:id w:val="922037"/>
+            </w:sdtPr>
+            <w:sdtContent>
+              <w:r>
+                <w:rPr>
+                  <w:rFonts w:eastAsia="MS Mincho"/>
+                  <w:sz w:val="24"/>
+                  <w:szCs w:val="24"/>
+                  <w:lang w:val="en-US" w:eastAsia="en-US"/>
+                </w:rPr>
+                <w:t xml:space="preserve">…</w:t>
+              </w:r>
+            </w:sdtContent>
+          </w:sdt>
+        </w:p>
+        <w:p>
+          <w:pPr>
+            <w:shd w:val="clear" w:color="auto" w:fill="FFFFFF" w:themeFill="background1"/>
+            <w:spacing w:line="240" w:lineRule="auto"/>
+            <w:ind w:left="935"/>
+            <w:jc w:val="left"/>
+            <w:rPr>
+              <w:rFonts w:eastAsia="MS Mincho"/>
+              <w:sz w:val="24"/>
+              <w:szCs w:val="24"/>
+              <w:lang w:val="en-US" w:eastAsia="en-US"/>
+            </w:rPr>
+          </w:pPr>
+          <w:r>
+            <w:rPr>
+              <w:rFonts w:eastAsia="MS Mincho"/>
+              <w:sz w:val="24"/>
+              <w:szCs w:val="24"/>
+              <w:lang w:val="en-US" w:eastAsia="en-US"/>
+            </w:rPr>
+            <w:t xml:space="preserve">Chức vụ đoàn thể: </w:t>
+          </w:r>
+          <w:sdt>
+            <w:sdtPr>
+              <w:alias w:val="MASS_POSITION"/>
+              <w:tag w:val="MASS_POSITION"/>
+              <w:id w:val="922038"/>
+            </w:sdtPr>
+            <w:sdtContent>
+              <w:r>
+                <w:rPr>
+                  <w:rFonts w:eastAsia="MS Mincho"/>
+                  <w:sz w:val="24"/>
+                  <w:szCs w:val="24"/>
+                  <w:lang w:val="en-US" w:eastAsia="en-US"/>
+                </w:rPr>
+                <w:t xml:space="preserve">…</w:t>
+              </w:r>
+            </w:sdtContent>
+          </w:sdt>
+        </w:p>
+      </w:sdtContent>
+    </w:sdt>
     <w:p>
       <w:pPr>
         <w:shd w:val="clear" w:color="auto" w:fill="FFFFFF" w:themeFill="background1"/>
@@ -716,11 +774,29 @@
       </w:r>
       <w:sdt>
         <w:sdtPr>
-          <w:alias w:val="DEPARTMENT"/>
-          <w:tag w:val="DEPARTMENT"/>
-          <w:id w:val="922006"/>
+          <w:alias w:val="if:HAS_DEPARTMENT"/>
+          <w:tag w:val="if:HAS_DEPARTMENT"/>
+          <w:id w:val="922041"/>
         </w:sdtPr>
         <w:sdtContent>
+          <w:sdt>
+            <w:sdtPr>
+              <w:alias w:val="DEPARTMENT"/>
+              <w:tag w:val="DEPARTMENT"/>
+              <w:id w:val="922006"/>
+            </w:sdtPr>
+            <w:sdtContent>
+              <w:r>
+                <w:rPr>
+                  <w:rFonts w:eastAsia="MS Mincho"/>
+                  <w:sz w:val="24"/>
+                  <w:szCs w:val="24"/>
+                  <w:lang w:val="en-US" w:eastAsia="en-US"/>
+                </w:rPr>
+                <w:t xml:space="preserve">............................................................................................................... ............... ............... ............... ............... .............................</w:t>
+              </w:r>
+            </w:sdtContent>
+          </w:sdt>
           <w:r>
             <w:rPr>
               <w:rFonts w:eastAsia="MS Mincho"/>
@@ -728,19 +804,10 @@
               <w:szCs w:val="24"/>
               <w:lang w:val="en-US" w:eastAsia="en-US"/>
             </w:rPr>
-            <w:t xml:space="preserve">............................................................................................................... ............... ............... ............... ............... .............................</w:t>
+            <w:t xml:space="preserve">, </w:t>
           </w:r>
         </w:sdtContent>
       </w:sdt>
-      <w:r>
-        <w:rPr>
-          <w:rFonts w:eastAsia="MS Mincho"/>
-          <w:sz w:val="24"/>
-          <w:szCs w:val="24"/>
-          <w:lang w:val="en-US" w:eastAsia="en-US"/>
-        </w:rPr>
-        <w:t xml:space="preserve">, </w:t>
-      </w:r>
       <w:sdt>
         <w:sdtPr>
           <w:alias w:val="ORG_COMPANY_NAME"/>
@@ -3217,189 +3284,118 @@
         </w:sdtContent>
       </w:sdt>
     </w:p>
-    <w:p>
-      <w:pPr>
-        <w:spacing w:after="0"/>
-        <w:ind w:firstLine="1134"/>
-        <w:jc w:val="left"/>
-        <w:rPr>
-          <w:bCs/>
-          <w:i/>
-          <w:iCs/>
-          <w:sz w:val="20"/>
-          <w:szCs w:val="20"/>
-          <w:lang w:val="en-US"/>
-        </w:rPr>
-      </w:pPr>
-      <w:r>
-        <w:rPr>
-          <w:b/>
-          <w:sz w:val="20"/>
-          <w:szCs w:val="20"/>
-        </w:rPr>
-        <w:t>XÁC NHẬN CỦA CHI BỘ</w:t>
-      </w:r>
-      <w:r>
-        <w:rPr>
-          <w:b/>
-          <w:sz w:val="20"/>
-          <w:szCs w:val="20"/>
-          <w:lang w:val="en-US"/>
-        </w:rPr>
-        <w:t xml:space="preserve">                                                                                                                                         </w:t>
-      </w:r>
-      <w:r>
-        <w:rPr>
-          <w:rFonts w:eastAsia="MS Mincho"/>
-          <w:b/>
-          <w:bCs/>
-          <w:sz w:val="20"/>
-          <w:szCs w:val="20"/>
-          <w:lang w:val="en-US" w:eastAsia="en-US"/>
-        </w:rPr>
-        <w:t>NGƯỜI TỰ ĐÁNH GIÁ</w:t>
-      </w:r>
-      <w:r>
-        <w:rPr>
-          <w:b/>
-          <w:sz w:val="20"/>
-          <w:szCs w:val="20"/>
-        </w:rPr>
-        <w:br/>
-      </w:r>
-      <w:r>
-        <w:rPr>
-          <w:bCs/>
-          <w:i/>
-          <w:iCs/>
-          <w:sz w:val="20"/>
-          <w:szCs w:val="20"/>
-          <w:lang w:val="en-US"/>
-        </w:rPr>
-        <w:t xml:space="preserve">                   </w:t>
-      </w:r>
-      <w:r>
-        <w:rPr>
-          <w:bCs/>
-          <w:i/>
-          <w:iCs/>
-          <w:sz w:val="20"/>
-          <w:szCs w:val="20"/>
-        </w:rPr>
-        <w:t>(X</w:t>
-      </w:r>
-      <w:r>
-        <w:rPr>
-          <w:bCs/>
-          <w:i/>
-          <w:iCs/>
-          <w:sz w:val="20"/>
-          <w:szCs w:val="20"/>
-          <w:lang w:val="en-US"/>
-        </w:rPr>
-        <w:t>ác lập thời điểm, k</w:t>
-      </w:r>
-      <w:r>
-        <w:rPr>
-          <w:bCs/>
-          <w:i/>
-          <w:iCs/>
-          <w:sz w:val="20"/>
-          <w:szCs w:val="20"/>
-        </w:rPr>
-        <w:t>ý, ghi rõ họ tên)</w:t>
-      </w:r>
-      <w:r>
-        <w:rPr>
-          <w:bCs/>
-          <w:i/>
-          <w:iCs/>
-          <w:sz w:val="20"/>
-          <w:szCs w:val="20"/>
-          <w:lang w:val="en-US"/>
-        </w:rPr>
-        <w:t xml:space="preserve">                        </w:t>
-      </w:r>
-      <w:r>
-        <w:rPr>
-          <w:bCs/>
-          <w:i/>
-          <w:iCs/>
-          <w:sz w:val="20"/>
-          <w:szCs w:val="20"/>
-          <w:lang w:val="en-US"/>
-        </w:rPr>
-        <w:tab/>
-      </w:r>
-      <w:r>
-        <w:rPr>
-          <w:bCs/>
-          <w:i/>
-          <w:iCs/>
-          <w:sz w:val="20"/>
-          <w:szCs w:val="20"/>
-          <w:lang w:val="en-US"/>
-        </w:rPr>
-        <w:tab/>
-      </w:r>
-      <w:r>
-        <w:rPr>
-          <w:bCs/>
-          <w:i/>
-          <w:iCs/>
-          <w:sz w:val="20"/>
-          <w:szCs w:val="20"/>
-          <w:lang w:val="en-US"/>
-        </w:rPr>
-        <w:tab/>
-      </w:r>
-      <w:r>
-        <w:rPr>
-          <w:bCs/>
-          <w:i/>
-          <w:iCs/>
-          <w:sz w:val="20"/>
-          <w:szCs w:val="20"/>
-          <w:lang w:val="en-US"/>
-        </w:rPr>
-        <w:tab/>
-      </w:r>
-      <w:r>
-        <w:rPr>
-          <w:bCs/>
-          <w:i/>
-          <w:iCs/>
-          <w:sz w:val="20"/>
-          <w:szCs w:val="20"/>
-          <w:lang w:val="en-US"/>
-        </w:rPr>
-        <w:tab/>
-      </w:r>
-      <w:r>
-        <w:rPr>
-          <w:bCs/>
-          <w:i/>
-          <w:iCs/>
-          <w:sz w:val="20"/>
-          <w:szCs w:val="20"/>
-          <w:lang w:val="en-US"/>
-        </w:rPr>
-        <w:tab/>
-        <w:t xml:space="preserve">                    </w:t>
-      </w:r>
-      <w:r>
-        <w:rPr>
-          <w:rFonts w:eastAsia="MS Mincho"/>
-          <w:bCs/>
-          <w:i/>
-          <w:iCs/>
-          <w:sz w:val="20"/>
-          <w:szCs w:val="20"/>
-          <w:lang w:val="en-US" w:eastAsia="en-US"/>
-        </w:rPr>
-        <w:t>(Ký, ghi rõ họ tên)</w:t>
-      </w:r>
-    </w:p>
+    <w:tbl>
+      <w:tblPr>
+        <w:tblW w:w="15136" w:type="dxa"/>
+        <w:tblBorders>
+          <w:top w:val="nil"/>
+          <w:left w:val="nil"/>
+          <w:bottom w:val="nil"/>
+          <w:right w:val="nil"/>
+          <w:insideH w:val="nil"/>
+          <w:insideV w:val="nil"/>
+        </w:tblBorders>
+        <w:tblLayout w:type="fixed"/>
+        <w:tblLook w:val="0000" w:firstRow="0" w:lastRow="0" w:firstColumn="0" w:lastColumn="0" w:noHBand="1" w:noVBand="1"/>
+      </w:tblPr>
+      <w:tblGrid>
+        <w:gridCol w:w="7568"/>
+        <w:gridCol w:w="7568"/>
+      </w:tblGrid>
+      <w:tr>
+        <w:trPr>
+          <w:cantSplit/>
+        </w:trPr>
+        <w:tc>
+          <w:tcPr>
+            <w:tcW w:w="7568" w:type="dxa"/>
+          </w:tcPr>
+          <w:p>
+            <w:pPr>
+              <w:spacing w:before="0" w:after="0"/>
+              <w:jc w:val="center"/>
+            </w:pPr>
+            <w:sdt>
+              <w:sdtPr>
+                <w:alias w:val="if:HAS_CELL_CONFIRMATION"/>
+                <w:tag w:val="if:HAS_CELL_CONFIRMATION"/>
+                <w:id w:val="922045"/>
+              </w:sdtPr>
+              <w:sdtContent>
+                <w:r>
+                  <w:rPr>
+                    <w:b/>
+                    <w:sz w:val="20"/>
+                    <w:szCs w:val="20"/>
+                  </w:rPr>
+                  <w:t xml:space="preserve">XÁC NHẬN CỦA CHI BỘ</w:t>
+                </w:r>
+              </w:sdtContent>
+            </w:sdt>
+          </w:p>
+          <w:p>
+            <w:pPr>
+              <w:spacing w:before="0" w:after="0"/>
+              <w:jc w:val="center"/>
+            </w:pPr>
+            <w:sdt>
+              <w:sdtPr>
+                <w:alias w:val="if:HAS_CELL_CONFIRMATION"/>
+                <w:tag w:val="if:HAS_CELL_CONFIRMATION"/>
+                <w:id w:val="922046"/>
+              </w:sdtPr>
+              <w:sdtContent>
+                <w:r>
+                  <w:rPr>
+                    <w:bCs/>
+                    <w:i/>
+                    <w:iCs/>
+                    <w:sz w:val="20"/>
+                    <w:szCs w:val="20"/>
+                  </w:rPr>
+                  <w:t xml:space="preserve">(Xác lập thời điểm, ký, ghi rõ họ tên)</w:t>
+                </w:r>
+              </w:sdtContent>
+            </w:sdt>
+          </w:p>
+        </w:tc>
+        <w:tc>
+          <w:tcPr>
+            <w:tcW w:w="7568" w:type="dxa"/>
+          </w:tcPr>
+          <w:p>
+            <w:pPr>
+              <w:spacing w:before="0" w:after="0"/>
+              <w:jc w:val="center"/>
+            </w:pPr>
+            <w:r>
+              <w:rPr>
+                <w:b/>
+                <w:sz w:val="20"/>
+                <w:szCs w:val="20"/>
+              </w:rPr>
+              <w:t xml:space="preserve">NGƯỜI TỰ ĐÁNH GIÁ</w:t>
+            </w:r>
+          </w:p>
+          <w:p>
+            <w:pPr>
+              <w:spacing w:before="0" w:after="0"/>
+              <w:jc w:val="center"/>
+            </w:pPr>
+            <w:r>
+              <w:rPr>
+                <w:bCs/>
+                <w:i/>
+                <w:iCs/>
+                <w:sz w:val="20"/>
+                <w:szCs w:val="20"/>
+              </w:rPr>
+              <w:t xml:space="preserve">(Ký, ghi rõ họ tên)</w:t>
+            </w:r>
+          </w:p>
+        </w:tc>
+      </w:tr>
+    </w:tbl>
     <w:p>
       <w:pPr>
         <w:spacing w:after="0"/>

--- a/backend/src/CongTacDang.Infrastructure/Templates/Word/Mau_09B_PhieuTuChamTheoTruc.docx
+++ b/backend/src/CongTacDang.Infrastructure/Templates/Word/Mau_09B_PhieuTuChamTheoTruc.docx
@@ -10,7 +10,6 @@
         <w:rPr>
           <w:rFonts w:eastAsia="MS Mincho"/>
           <w:bCs/>
-          <w:color w:val="EE0000"/>
           <w:sz w:val="24"/>
           <w:szCs w:val="24"/>
           <w:lang w:val="en-US" w:eastAsia="en-US"/>
@@ -20,7 +19,6 @@
         <w:rPr>
           <w:rFonts w:eastAsia="MS Mincho"/>
           <w:bCs/>
-          <w:color w:val="EE0000"/>
           <w:sz w:val="24"/>
           <w:szCs w:val="24"/>
           <w:lang w:val="en-US" w:eastAsia="en-US"/>
@@ -323,7 +321,6 @@
         <w:rPr>
           <w:rFonts w:eastAsia="MS Mincho"/>
           <w:b/>
-          <w:color w:val="EE0000"/>
           <w:sz w:val="28"/>
           <w:szCs w:val="22"/>
           <w:lang w:val="en-US" w:eastAsia="en-US"/>
@@ -333,7 +330,6 @@
         <w:rPr>
           <w:rFonts w:eastAsia="MS Mincho"/>
           <w:b/>
-          <w:color w:val="EE0000"/>
           <w:sz w:val="28"/>
           <w:szCs w:val="22"/>
           <w:lang w:val="en-US" w:eastAsia="en-US"/>
@@ -349,7 +345,6 @@
         <w:rPr>
           <w:rFonts w:eastAsia="MS Mincho"/>
           <w:b/>
-          <w:color w:val="EE0000"/>
           <w:sz w:val="28"/>
           <w:szCs w:val="22"/>
           <w:lang w:val="en-US" w:eastAsia="en-US"/>
@@ -359,7 +354,6 @@
         <w:rPr>
           <w:rFonts w:eastAsia="MS Mincho"/>
           <w:b/>
-          <w:color w:val="EE0000"/>
           <w:sz w:val="28"/>
           <w:szCs w:val="22"/>
           <w:lang w:val="en-US" w:eastAsia="en-US"/>
@@ -375,7 +369,6 @@
         <w:rPr>
           <w:rFonts w:eastAsia="MS Mincho"/>
           <w:b/>
-          <w:color w:val="EE0000"/>
           <w:sz w:val="28"/>
           <w:szCs w:val="22"/>
           <w:lang w:val="en-US" w:eastAsia="en-US"/>
@@ -385,7 +378,6 @@
         <w:rPr>
           <w:rFonts w:eastAsia="MS Mincho"/>
           <w:b/>
-          <w:color w:val="EE0000"/>
           <w:sz w:val="28"/>
           <w:szCs w:val="22"/>
           <w:lang w:val="en-US" w:eastAsia="en-US"/>
@@ -403,7 +395,6 @@
             <w:rPr>
               <w:rFonts w:eastAsia="MS Mincho"/>
               <w:b/>
-              <w:color w:val="EE0000"/>
               <w:sz w:val="28"/>
               <w:szCs w:val="22"/>
               <w:lang w:val="en-US" w:eastAsia="en-US"/>
@@ -416,7 +407,6 @@
         <w:rPr>
           <w:rFonts w:eastAsia="MS Mincho"/>
           <w:b/>
-          <w:color w:val="EE0000"/>
           <w:sz w:val="28"/>
           <w:szCs w:val="22"/>
           <w:lang w:val="en-US" w:eastAsia="en-US"/>
@@ -434,7 +424,6 @@
             <w:rPr>
               <w:rFonts w:eastAsia="MS Mincho"/>
               <w:b/>
-              <w:color w:val="EE0000"/>
               <w:sz w:val="28"/>
               <w:szCs w:val="22"/>
               <w:lang w:val="en-US" w:eastAsia="en-US"/>
@@ -3117,7 +3106,6 @@
         <w:rPr>
           <w:i/>
           <w:iCs/>
-          <w:color w:val="EE0000"/>
           <w:sz w:val="20"/>
           <w:szCs w:val="20"/>
           <w:lang w:val="en-US" w:eastAsia="en-US"/>
@@ -3127,7 +3115,6 @@
         <w:rPr>
           <w:i/>
           <w:iCs/>
-          <w:color w:val="EE0000"/>
           <w:sz w:val="20"/>
           <w:szCs w:val="20"/>
           <w:lang w:val="en-US" w:eastAsia="en-US"/>
@@ -3138,7 +3125,6 @@
         <w:rPr>
           <w:i/>
           <w:iCs/>
-          <w:color w:val="EE0000"/>
           <w:sz w:val="20"/>
           <w:szCs w:val="20"/>
           <w:lang w:eastAsia="en-US"/>
@@ -3149,7 +3135,6 @@
         <w:rPr>
           <w:i/>
           <w:iCs/>
-          <w:color w:val="EE0000"/>
           <w:sz w:val="20"/>
           <w:szCs w:val="20"/>
           <w:lang w:val="en-US" w:eastAsia="en-US"/>
@@ -3160,7 +3145,6 @@
         <w:rPr>
           <w:i/>
           <w:iCs/>
-          <w:color w:val="EE0000"/>
           <w:sz w:val="20"/>
           <w:szCs w:val="20"/>
           <w:lang w:eastAsia="en-US"/>
@@ -3173,7 +3157,6 @@
           <w:bCs/>
           <w:i/>
           <w:iCs/>
-          <w:color w:val="EE0000"/>
           <w:sz w:val="20"/>
           <w:szCs w:val="20"/>
           <w:u w:val="single"/>
@@ -3185,7 +3168,6 @@
         <w:rPr>
           <w:i/>
           <w:iCs/>
-          <w:color w:val="EE0000"/>
           <w:sz w:val="20"/>
           <w:szCs w:val="20"/>
           <w:lang w:eastAsia="en-US"/>
@@ -3196,7 +3178,6 @@
         <w:rPr>
           <w:i/>
           <w:iCs/>
-          <w:color w:val="EE0000"/>
           <w:sz w:val="20"/>
           <w:szCs w:val="20"/>
           <w:lang w:val="en-US" w:eastAsia="en-US"/>
